--- a/S4C-Processed-Documents/Abuhamad9781975242831-ch002-renumbered.docx
+++ b/S4C-Processed-Documents/Abuhamad9781975242831-ch002-renumbered.docx
@@ -313,14 +313,14 @@
         <w:rPr>
           <w:rFonts w:ascii="Times New Roman" w:hAnsi="Times New Roman" w:cs="Times New Roman"/>
         </w:rPr>
-        <w:t xml:space="preserve">. Since the publication of this seminal study, several more recent studies and meta-analyses have been published, emphasizing the performance and limitations of the first trimester ultrasound examination. In this chapter we present the results of four large studies summarizing the current performance of the </w:t>
+        <w:t xml:space="preserve">. Since the publication of this seminal study, several more recent studies and meta-analyses have been published, emphasizing the performance and limitations of the first trimester ultrasound examination. In this chapter we present the results of four large studies summarizing the current performance of the first </w:t>
       </w:r>
       <w:r>
         <w:rPr>
           <w:rFonts w:ascii="Times New Roman" w:hAnsi="Times New Roman" w:cs="Times New Roman"/>
         </w:rPr>
         <w:lastRenderedPageBreak/>
-        <w:t xml:space="preserve">first trimester scan. </w:t>
+        <w:t xml:space="preserve">trimester scan. </w:t>
       </w:r>
     </w:p>
     <w:p>
@@ -2359,2860 +2359,326 @@
     <w:p>
       <w:pPr>
         <w:pStyle w:val="REF-N"/>
+      </w:pPr>
+      <w:r>
+        <w:t>1 Syngelaki A, Chelemen T, Dagklis T, Allan L, Nicolaides KH. Challenges in the diagnosis of fetal non-chromosomal abnormalities at 11-13 weeks. Prenat Diagn. 2011;31(1):90-102. doi:10.1002/pd.2642</w:t>
+      </w:r>
+    </w:p>
+    <w:p>
+      <w:pPr>
         <w:widowControl w:val="0"/>
         <w:spacing w:line="480" w:lineRule="auto"/>
-        <w:jc w:val="both"/>
-      </w:pPr>
-      <w:r>
-        <w:rPr>
-          <w:rStyle w:val="bibnumber"/>
-        </w:rPr>
-        <w:t>1</w:t>
-      </w:r>
-      <w:r>
-        <w:t xml:space="preserve"> </w:t>
-      </w:r>
-      <w:r>
-        <w:rPr>
-          <w:rStyle w:val="bibsurname"/>
-        </w:rPr>
-        <w:t>Syngelaki</w:t>
-      </w:r>
-      <w:r>
-        <w:t xml:space="preserve"> </w:t>
-      </w:r>
-      <w:r>
-        <w:rPr>
-          <w:rStyle w:val="bibfname"/>
-        </w:rPr>
-        <w:t>A</w:t>
-      </w:r>
-      <w:r>
-        <w:t xml:space="preserve">, </w:t>
-      </w:r>
-      <w:r>
-        <w:rPr>
-          <w:rStyle w:val="bibsurname"/>
-        </w:rPr>
-        <w:t>Chelemen</w:t>
-      </w:r>
-      <w:r>
-        <w:t xml:space="preserve"> </w:t>
-      </w:r>
-      <w:r>
-        <w:rPr>
-          <w:rStyle w:val="bibfname"/>
-        </w:rPr>
-        <w:t>T</w:t>
-      </w:r>
-      <w:r>
-        <w:t xml:space="preserve">, </w:t>
-      </w:r>
-      <w:r>
-        <w:rPr>
-          <w:rStyle w:val="bibsurname"/>
-        </w:rPr>
-        <w:t>Dagklis</w:t>
-      </w:r>
-      <w:r>
-        <w:t xml:space="preserve"> </w:t>
-      </w:r>
-      <w:r>
-        <w:rPr>
-          <w:rStyle w:val="bibfname"/>
-        </w:rPr>
-        <w:t>T</w:t>
-      </w:r>
-      <w:r>
-        <w:t xml:space="preserve">, </w:t>
-      </w:r>
-      <w:r>
-        <w:rPr>
-          <w:rStyle w:val="bibsurname"/>
-        </w:rPr>
-        <w:t>Allan</w:t>
-      </w:r>
-      <w:r>
-        <w:t xml:space="preserve"> </w:t>
-      </w:r>
-      <w:r>
-        <w:rPr>
-          <w:rStyle w:val="bibfname"/>
-        </w:rPr>
-        <w:t>L</w:t>
-      </w:r>
-      <w:r>
-        <w:t xml:space="preserve">, </w:t>
-      </w:r>
-      <w:r>
-        <w:rPr>
-          <w:rStyle w:val="bibsurname"/>
-        </w:rPr>
-        <w:t>Nicolaides</w:t>
-      </w:r>
-      <w:r>
-        <w:t xml:space="preserve"> </w:t>
-      </w:r>
-      <w:r>
-        <w:rPr>
-          <w:rStyle w:val="bibfname"/>
-        </w:rPr>
-        <w:t>KH.</w:t>
-      </w:r>
-      <w:r>
-        <w:t xml:space="preserve"> </w:t>
-      </w:r>
-      <w:r>
-        <w:rPr>
-          <w:rStyle w:val="bibarticle"/>
-        </w:rPr>
-        <w:t>Challenges in the diagnosis of fetal non-chromosomal abnormalities at 11-13 weeks</w:t>
-      </w:r>
-      <w:r>
-        <w:t xml:space="preserve">. </w:t>
-      </w:r>
-      <w:r>
-        <w:rPr>
-          <w:rStyle w:val="bibjournal"/>
+        <w:rPr>
           <w:i/>
-        </w:rPr>
-        <w:t>Prenat Diagn</w:t>
-      </w:r>
-      <w:r>
-        <w:t xml:space="preserve">. </w:t>
-      </w:r>
-      <w:r>
-        <w:rPr>
-          <w:rStyle w:val="bibyear"/>
-        </w:rPr>
-        <w:t>2011</w:t>
-      </w:r>
-      <w:r>
-        <w:t>;</w:t>
-      </w:r>
-      <w:r>
-        <w:rPr>
-          <w:rStyle w:val="bibvolume"/>
-        </w:rPr>
-        <w:t>31</w:t>
-      </w:r>
-      <w:r>
-        <w:t>(</w:t>
-      </w:r>
-      <w:r>
-        <w:rPr>
-          <w:rStyle w:val="bibissue"/>
-        </w:rPr>
-        <w:t>1</w:t>
-      </w:r>
-      <w:r>
-        <w:t>):</w:t>
-      </w:r>
-      <w:r>
-        <w:rPr>
-          <w:rStyle w:val="bibfpage"/>
-        </w:rPr>
-        <w:t>90</w:t>
-      </w:r>
-      <w:r>
-        <w:t>-</w:t>
-      </w:r>
-      <w:r>
-        <w:rPr>
-          <w:rStyle w:val="biblpage"/>
-        </w:rPr>
-        <w:t>102</w:t>
-      </w:r>
-      <w:r>
-        <w:t xml:space="preserve">. </w:t>
-      </w:r>
-      <w:r>
-        <w:rPr>
-          <w:rStyle w:val="bibdoi"/>
-        </w:rPr>
-        <w:t>doi:10.1002/pd.2642</w:t>
-      </w:r>
+          <w:iCs/>
+        </w:rPr>
+      </w:pPr>
     </w:p>
     <w:p>
       <w:pPr>
         <w:pStyle w:val="REF-N"/>
+      </w:pPr>
+      <w:r>
+        <w:t>2 Achiron R, Achiron A. Transvaginal ultrasonic assessment of the early fetal brain. Ultrasound Obstet Gynecol. 1991;1(5):336-344. doi:10.1046/j.1469-0705.1991.01050336.x</w:t>
+      </w:r>
+    </w:p>
+    <w:p>
+      <w:pPr>
         <w:widowControl w:val="0"/>
         <w:spacing w:line="480" w:lineRule="auto"/>
-        <w:jc w:val="both"/>
-      </w:pPr>
-      <w:r>
-        <w:rPr>
-          <w:rStyle w:val="bibnumber"/>
-        </w:rPr>
-        <w:t>2</w:t>
-      </w:r>
-      <w:r>
-        <w:t xml:space="preserve"> </w:t>
-      </w:r>
-      <w:r>
-        <w:rPr>
-          <w:rStyle w:val="bibsurname"/>
-        </w:rPr>
-        <w:t>Karim</w:t>
-      </w:r>
-      <w:r>
-        <w:t xml:space="preserve"> </w:t>
-      </w:r>
-      <w:r>
-        <w:rPr>
-          <w:rStyle w:val="bibfname"/>
-        </w:rPr>
-        <w:t>JN</w:t>
-      </w:r>
-      <w:r>
-        <w:t xml:space="preserve">, </w:t>
-      </w:r>
-      <w:r>
-        <w:rPr>
-          <w:rStyle w:val="bibsurname"/>
-        </w:rPr>
-        <w:t>Roberts</w:t>
-      </w:r>
-      <w:r>
-        <w:t xml:space="preserve"> </w:t>
-      </w:r>
-      <w:r>
-        <w:rPr>
-          <w:rStyle w:val="bibfname"/>
-        </w:rPr>
-        <w:t>NW</w:t>
-      </w:r>
-      <w:r>
-        <w:t xml:space="preserve">, </w:t>
-      </w:r>
-      <w:r>
-        <w:rPr>
-          <w:rStyle w:val="bibsurname"/>
-        </w:rPr>
-        <w:t>Salomon</w:t>
-      </w:r>
-      <w:r>
-        <w:t xml:space="preserve"> </w:t>
-      </w:r>
-      <w:r>
-        <w:rPr>
-          <w:rStyle w:val="bibfname"/>
-        </w:rPr>
-        <w:t>LJ</w:t>
-      </w:r>
-      <w:r>
-        <w:t xml:space="preserve">, </w:t>
-      </w:r>
-      <w:r>
-        <w:rPr>
-          <w:rStyle w:val="bibsurname"/>
-        </w:rPr>
-        <w:t>Papageorghiou</w:t>
-      </w:r>
-      <w:r>
-        <w:t xml:space="preserve"> </w:t>
-      </w:r>
-      <w:r>
-        <w:rPr>
-          <w:rStyle w:val="bibfname"/>
-        </w:rPr>
-        <w:t>AT.</w:t>
-      </w:r>
-      <w:r>
-        <w:t xml:space="preserve"> </w:t>
-      </w:r>
-      <w:r>
-        <w:rPr>
-          <w:rStyle w:val="bibarticle"/>
-        </w:rPr>
-        <w:t>Systematic review of first</w:t>
-      </w:r>
-      <w:r>
-        <w:rPr>
-          <w:rStyle w:val="bibarticle"/>
-          <w:rFonts w:ascii="Cambria Math" w:hAnsi="Cambria Math" w:cs="Cambria Math"/>
-        </w:rPr>
-        <w:t>‐</w:t>
-      </w:r>
-      <w:r>
-        <w:rPr>
-          <w:rStyle w:val="bibarticle"/>
-        </w:rPr>
-        <w:t>trimester ultrasound screening for detection of fetal structural anomalies and factors that affect screening performance</w:t>
-      </w:r>
-      <w:r>
-        <w:t xml:space="preserve">. </w:t>
-      </w:r>
-      <w:r>
-        <w:rPr>
-          <w:rStyle w:val="bibjournal"/>
+        <w:rPr>
           <w:i/>
-        </w:rPr>
-        <w:t>Ultrasound Obstet Gynecol</w:t>
-      </w:r>
-      <w:r>
-        <w:t xml:space="preserve">. </w:t>
-      </w:r>
-      <w:r>
-        <w:rPr>
-          <w:rStyle w:val="bibyear"/>
-        </w:rPr>
-        <w:t>2016</w:t>
-      </w:r>
-      <w:r>
-        <w:t>;</w:t>
-      </w:r>
-      <w:r>
-        <w:rPr>
-          <w:rStyle w:val="bibvolume"/>
-        </w:rPr>
-        <w:t>50</w:t>
-      </w:r>
-      <w:r>
-        <w:t>(</w:t>
-      </w:r>
-      <w:r>
-        <w:rPr>
-          <w:rStyle w:val="bibissue"/>
-        </w:rPr>
-        <w:t>4</w:t>
-      </w:r>
-      <w:r>
-        <w:t>):</w:t>
-      </w:r>
-      <w:r>
-        <w:rPr>
-          <w:rStyle w:val="bibfpage"/>
-        </w:rPr>
-        <w:t>429</w:t>
-      </w:r>
-      <w:r>
-        <w:t>-</w:t>
-      </w:r>
-      <w:r>
-        <w:rPr>
-          <w:rStyle w:val="biblpage"/>
-        </w:rPr>
-        <w:t>441</w:t>
-      </w:r>
-      <w:r>
-        <w:t xml:space="preserve">. </w:t>
-      </w:r>
-      <w:r>
-        <w:rPr>
-          <w:rStyle w:val="bibdoi"/>
-        </w:rPr>
-        <w:t>doi:10.1002/uog.17246</w:t>
-      </w:r>
+          <w:iCs/>
+        </w:rPr>
+      </w:pPr>
     </w:p>
     <w:p>
       <w:pPr>
         <w:pStyle w:val="REF-N"/>
+      </w:pPr>
+      <w:r>
+        <w:t>3 Karim JN, Roberts NW, Salomon LJ, Papageorghiou AT. Systematic review of first‐trimester ultrasound screening for detection of fetal structural anomalies and factors that affect screening performance. Ultrasound Obstet Gynecol. 2016;50(4):429-441. doi:10.1002/uog.17246</w:t>
+      </w:r>
+    </w:p>
+    <w:p>
+      <w:pPr>
         <w:widowControl w:val="0"/>
         <w:spacing w:line="480" w:lineRule="auto"/>
-        <w:jc w:val="both"/>
-      </w:pPr>
-      <w:r>
-        <w:rPr>
-          <w:rStyle w:val="bibnumber"/>
-        </w:rPr>
-        <w:t>3</w:t>
-      </w:r>
-      <w:r>
-        <w:t xml:space="preserve"> </w:t>
-      </w:r>
-      <w:r>
-        <w:rPr>
-          <w:rStyle w:val="bibsurname"/>
-        </w:rPr>
-        <w:t>Achiron</w:t>
-      </w:r>
-      <w:r>
-        <w:t xml:space="preserve"> </w:t>
-      </w:r>
-      <w:r>
-        <w:rPr>
-          <w:rStyle w:val="bibfname"/>
-        </w:rPr>
-        <w:t>R</w:t>
-      </w:r>
-      <w:r>
-        <w:t xml:space="preserve">, </w:t>
-      </w:r>
-      <w:r>
-        <w:rPr>
-          <w:rStyle w:val="bibsurname"/>
-        </w:rPr>
-        <w:t>Achiron</w:t>
-      </w:r>
-      <w:r>
-        <w:t xml:space="preserve"> </w:t>
-      </w:r>
-      <w:r>
-        <w:rPr>
-          <w:rStyle w:val="bibfname"/>
-        </w:rPr>
-        <w:t>A.</w:t>
-      </w:r>
-      <w:r>
-        <w:t xml:space="preserve"> </w:t>
-      </w:r>
-      <w:r>
-        <w:rPr>
-          <w:rStyle w:val="bibarticle"/>
-        </w:rPr>
-        <w:t>Transvaginal ultrasonic assessment of the early fetal brain</w:t>
-      </w:r>
-      <w:r>
-        <w:t xml:space="preserve">. </w:t>
-      </w:r>
-      <w:r>
-        <w:rPr>
-          <w:rStyle w:val="bibjournal"/>
+        <w:rPr>
           <w:i/>
-        </w:rPr>
-        <w:t>Ultrasound Obstet Gynecol</w:t>
-      </w:r>
-      <w:r>
-        <w:t xml:space="preserve">. </w:t>
-      </w:r>
-      <w:r>
-        <w:rPr>
-          <w:rStyle w:val="bibyear"/>
-        </w:rPr>
-        <w:t>1991</w:t>
-      </w:r>
-      <w:r>
-        <w:t>;</w:t>
-      </w:r>
-      <w:r>
-        <w:rPr>
-          <w:rStyle w:val="bibvolume"/>
-        </w:rPr>
-        <w:t>1</w:t>
-      </w:r>
-      <w:r>
-        <w:t>(</w:t>
-      </w:r>
-      <w:r>
-        <w:rPr>
-          <w:rStyle w:val="bibissue"/>
-        </w:rPr>
-        <w:t>5</w:t>
-      </w:r>
-      <w:r>
-        <w:t>):</w:t>
-      </w:r>
-      <w:r>
-        <w:rPr>
-          <w:rStyle w:val="bibfpage"/>
-        </w:rPr>
-        <w:t>336</w:t>
-      </w:r>
-      <w:r>
-        <w:t>-</w:t>
-      </w:r>
-      <w:r>
-        <w:rPr>
-          <w:rStyle w:val="biblpage"/>
-        </w:rPr>
-        <w:t>344</w:t>
-      </w:r>
-      <w:r>
-        <w:t xml:space="preserve">. </w:t>
-      </w:r>
-      <w:r>
-        <w:rPr>
-          <w:rStyle w:val="bibdoi"/>
-        </w:rPr>
-        <w:t>doi:10.1046/j.1469-0705.1991.01050336.x</w:t>
-      </w:r>
+          <w:iCs/>
+        </w:rPr>
+      </w:pPr>
     </w:p>
     <w:p>
       <w:pPr>
         <w:pStyle w:val="REF-N"/>
+      </w:pPr>
+      <w:r>
+        <w:t>4 Achiron R, Tadmor O. Screening for fetal anomalies during the first trimester of pregnancy: transvaginal versus transabdominal sonography. Ultrasound Obstet Gynecol. 1991;1(3):186-191. doi:10.1046/j.1469-0705.1991.01030186.x</w:t>
+      </w:r>
+    </w:p>
+    <w:p>
+      <w:pPr>
         <w:widowControl w:val="0"/>
         <w:spacing w:line="480" w:lineRule="auto"/>
-        <w:jc w:val="both"/>
-      </w:pPr>
-      <w:r>
-        <w:rPr>
-          <w:rStyle w:val="bibnumber"/>
-        </w:rPr>
-        <w:t>4</w:t>
-      </w:r>
-      <w:r>
-        <w:t xml:space="preserve"> </w:t>
-      </w:r>
-      <w:r>
-        <w:rPr>
-          <w:rStyle w:val="bibsurname"/>
-        </w:rPr>
-        <w:t>Achiron</w:t>
-      </w:r>
-      <w:r>
-        <w:t xml:space="preserve"> </w:t>
-      </w:r>
-      <w:r>
-        <w:rPr>
-          <w:rStyle w:val="bibfname"/>
-        </w:rPr>
-        <w:t>R</w:t>
-      </w:r>
-      <w:r>
-        <w:t xml:space="preserve">, </w:t>
-      </w:r>
-      <w:r>
-        <w:rPr>
-          <w:rStyle w:val="bibsurname"/>
-        </w:rPr>
-        <w:t>Tadmor</w:t>
-      </w:r>
-      <w:r>
-        <w:t xml:space="preserve"> </w:t>
-      </w:r>
-      <w:r>
-        <w:rPr>
-          <w:rStyle w:val="bibfname"/>
-        </w:rPr>
-        <w:t>O.</w:t>
-      </w:r>
-      <w:r>
-        <w:t xml:space="preserve"> </w:t>
-      </w:r>
-      <w:r>
-        <w:rPr>
-          <w:rStyle w:val="bibarticle"/>
-        </w:rPr>
-        <w:t>Screening for fetal anomalies during the first trimester of pregnancy: transvaginal versus transabdominal sonography</w:t>
-      </w:r>
-      <w:r>
-        <w:t xml:space="preserve">. </w:t>
-      </w:r>
-      <w:r>
-        <w:rPr>
-          <w:rStyle w:val="bibjournal"/>
+        <w:rPr>
           <w:i/>
-        </w:rPr>
-        <w:t>Ultrasound Obstet Gynecol</w:t>
-      </w:r>
-      <w:r>
-        <w:t xml:space="preserve">. </w:t>
-      </w:r>
-      <w:r>
-        <w:rPr>
-          <w:rStyle w:val="bibyear"/>
-        </w:rPr>
-        <w:t>1991</w:t>
-      </w:r>
-      <w:r>
-        <w:t>;</w:t>
-      </w:r>
-      <w:r>
-        <w:rPr>
-          <w:rStyle w:val="bibvolume"/>
-        </w:rPr>
-        <w:t>1</w:t>
-      </w:r>
-      <w:r>
-        <w:t>(</w:t>
-      </w:r>
-      <w:r>
-        <w:rPr>
-          <w:rStyle w:val="bibissue"/>
-        </w:rPr>
-        <w:t>3</w:t>
-      </w:r>
-      <w:r>
-        <w:t>):</w:t>
-      </w:r>
-      <w:r>
-        <w:rPr>
-          <w:rStyle w:val="bibfpage"/>
-        </w:rPr>
-        <w:t>186</w:t>
-      </w:r>
-      <w:r>
-        <w:t>-</w:t>
-      </w:r>
-      <w:r>
-        <w:rPr>
-          <w:rStyle w:val="biblpage"/>
-        </w:rPr>
-        <w:t>191</w:t>
-      </w:r>
-      <w:r>
-        <w:t xml:space="preserve">. </w:t>
-      </w:r>
-      <w:r>
-        <w:rPr>
-          <w:rStyle w:val="bibdoi"/>
-        </w:rPr>
-        <w:t>doi:10.1046/j.1469-0705.1991.01030186.x</w:t>
-      </w:r>
+          <w:iCs/>
+        </w:rPr>
+      </w:pPr>
     </w:p>
     <w:p>
       <w:pPr>
         <w:pStyle w:val="REF-N"/>
+      </w:pPr>
+      <w:r>
+        <w:t>5 Blaas HG, Eik-Nes SH, Kiserud T, Hellevik LR. Early development of the forebrain and midbrain: a longitudinal ultrasound study from 7 to 12 weeks of gestation. Ultrasound Obstet Gynecol. 1994;4(3):183-192. doi:10.1046/j.1469-0705.1994.04030183.x</w:t>
+      </w:r>
+    </w:p>
+    <w:p>
+      <w:pPr>
         <w:widowControl w:val="0"/>
         <w:spacing w:line="480" w:lineRule="auto"/>
-        <w:jc w:val="both"/>
-      </w:pPr>
-      <w:r>
-        <w:rPr>
-          <w:rStyle w:val="bibnumber"/>
-        </w:rPr>
-        <w:t>5</w:t>
-      </w:r>
-      <w:r>
-        <w:t xml:space="preserve"> </w:t>
-      </w:r>
-      <w:r>
-        <w:rPr>
-          <w:rStyle w:val="bibsurname"/>
-        </w:rPr>
-        <w:t>Blaas</w:t>
-      </w:r>
-      <w:r>
-        <w:t xml:space="preserve"> </w:t>
-      </w:r>
-      <w:r>
-        <w:rPr>
-          <w:rStyle w:val="bibfname"/>
-        </w:rPr>
-        <w:t>HG</w:t>
-      </w:r>
-      <w:r>
-        <w:t xml:space="preserve">, </w:t>
-      </w:r>
-      <w:r>
-        <w:rPr>
-          <w:rStyle w:val="bibsurname"/>
-        </w:rPr>
-        <w:t>Eik-Nes</w:t>
-      </w:r>
-      <w:r>
-        <w:t xml:space="preserve"> </w:t>
-      </w:r>
-      <w:r>
-        <w:rPr>
-          <w:rStyle w:val="bibfname"/>
-        </w:rPr>
-        <w:t>SH</w:t>
-      </w:r>
-      <w:r>
-        <w:t xml:space="preserve">, </w:t>
-      </w:r>
-      <w:r>
-        <w:rPr>
-          <w:rStyle w:val="bibsurname"/>
-        </w:rPr>
-        <w:t>Kiserud</w:t>
-      </w:r>
-      <w:r>
-        <w:t xml:space="preserve"> </w:t>
-      </w:r>
-      <w:r>
-        <w:rPr>
-          <w:rStyle w:val="bibfname"/>
-        </w:rPr>
-        <w:t>T</w:t>
-      </w:r>
-      <w:r>
-        <w:t xml:space="preserve">, </w:t>
-      </w:r>
-      <w:r>
-        <w:rPr>
-          <w:rStyle w:val="bibsurname"/>
-        </w:rPr>
-        <w:t>Hellevik</w:t>
-      </w:r>
-      <w:r>
-        <w:t xml:space="preserve"> </w:t>
-      </w:r>
-      <w:r>
-        <w:rPr>
-          <w:rStyle w:val="bibfname"/>
-        </w:rPr>
-        <w:t>LR.</w:t>
-      </w:r>
-      <w:r>
-        <w:t xml:space="preserve"> </w:t>
-      </w:r>
-      <w:r>
-        <w:rPr>
-          <w:rStyle w:val="bibarticle"/>
-        </w:rPr>
-        <w:t>Early development of the forebrain and midbrain: a longitudinal ultrasound study from 7 to 12 weeks of gestation</w:t>
-      </w:r>
-      <w:r>
-        <w:t xml:space="preserve">. </w:t>
-      </w:r>
-      <w:r>
-        <w:rPr>
-          <w:rStyle w:val="bibjournal"/>
+        <w:rPr>
           <w:i/>
-        </w:rPr>
-        <w:t>Ultrasound Obstet Gynecol</w:t>
-      </w:r>
-      <w:r>
-        <w:t xml:space="preserve">. </w:t>
-      </w:r>
-      <w:r>
-        <w:rPr>
-          <w:rStyle w:val="bibyear"/>
-        </w:rPr>
-        <w:t>1994</w:t>
-      </w:r>
-      <w:r>
-        <w:t>;</w:t>
-      </w:r>
-      <w:r>
-        <w:rPr>
-          <w:rStyle w:val="bibvolume"/>
-        </w:rPr>
-        <w:t>4</w:t>
-      </w:r>
-      <w:r>
-        <w:t>(</w:t>
-      </w:r>
-      <w:r>
-        <w:rPr>
-          <w:rStyle w:val="bibissue"/>
-        </w:rPr>
-        <w:t>3</w:t>
-      </w:r>
-      <w:r>
-        <w:t>):</w:t>
-      </w:r>
-      <w:r>
-        <w:rPr>
-          <w:rStyle w:val="bibfpage"/>
-        </w:rPr>
-        <w:t>183</w:t>
-      </w:r>
-      <w:r>
-        <w:t>-</w:t>
-      </w:r>
-      <w:r>
-        <w:rPr>
-          <w:rStyle w:val="biblpage"/>
-        </w:rPr>
-        <w:t>192</w:t>
-      </w:r>
-      <w:r>
-        <w:t xml:space="preserve">. </w:t>
-      </w:r>
-      <w:r>
-        <w:rPr>
-          <w:rStyle w:val="bibdoi"/>
-        </w:rPr>
-        <w:t>doi:10.1046/j.1469-0705.1994.04030183.x</w:t>
-      </w:r>
+          <w:iCs/>
+        </w:rPr>
+      </w:pPr>
     </w:p>
     <w:p>
       <w:pPr>
         <w:pStyle w:val="REF-N"/>
+      </w:pPr>
+      <w:r>
+        <w:t>6 Bronshtein M, Blumenfeld Z. Transvaginal sonography-detection of findings suggestive of fetal chromosomal anomalies in the first and early second trimesters. Prenat Diagn. 1992;12(7):587-593.</w:t>
+      </w:r>
+    </w:p>
+    <w:p>
+      <w:pPr>
         <w:widowControl w:val="0"/>
         <w:spacing w:line="480" w:lineRule="auto"/>
-        <w:jc w:val="both"/>
-      </w:pPr>
-      <w:r>
-        <w:rPr>
-          <w:rStyle w:val="bibnumber"/>
-        </w:rPr>
-        <w:t>6</w:t>
-      </w:r>
-      <w:r>
-        <w:t xml:space="preserve"> </w:t>
-      </w:r>
-      <w:r>
-        <w:rPr>
-          <w:rStyle w:val="bibsurname"/>
-        </w:rPr>
-        <w:t>Bronshtein</w:t>
-      </w:r>
-      <w:r>
-        <w:t xml:space="preserve"> </w:t>
-      </w:r>
-      <w:r>
-        <w:rPr>
-          <w:rStyle w:val="bibfname"/>
-        </w:rPr>
-        <w:t>M</w:t>
-      </w:r>
-      <w:r>
-        <w:t xml:space="preserve">, </w:t>
-      </w:r>
-      <w:r>
-        <w:rPr>
-          <w:rStyle w:val="bibsurname"/>
-        </w:rPr>
-        <w:t>Blumenfeld</w:t>
-      </w:r>
-      <w:r>
-        <w:t xml:space="preserve"> </w:t>
-      </w:r>
-      <w:r>
-        <w:rPr>
-          <w:rStyle w:val="bibfname"/>
-        </w:rPr>
-        <w:t>Z.</w:t>
-      </w:r>
-      <w:r>
-        <w:t xml:space="preserve"> </w:t>
-      </w:r>
-      <w:r>
-        <w:rPr>
-          <w:rStyle w:val="bibarticle"/>
-        </w:rPr>
-        <w:t>Transvaginal sonography-detection of findings suggestive of fetal chromosomal anomalies in the first and early second trimesters</w:t>
-      </w:r>
-      <w:r>
-        <w:t xml:space="preserve">. </w:t>
-      </w:r>
-      <w:r>
-        <w:rPr>
-          <w:rStyle w:val="bibjournal"/>
+        <w:rPr>
           <w:i/>
-        </w:rPr>
-        <w:t>Prenat Diagn</w:t>
-      </w:r>
-      <w:r>
-        <w:t xml:space="preserve">. </w:t>
-      </w:r>
-      <w:r>
-        <w:rPr>
-          <w:rStyle w:val="bibyear"/>
-        </w:rPr>
-        <w:t>1992</w:t>
-      </w:r>
-      <w:r>
-        <w:t>;</w:t>
-      </w:r>
-      <w:r>
-        <w:rPr>
-          <w:rStyle w:val="bibvolume"/>
-        </w:rPr>
-        <w:t>12</w:t>
-      </w:r>
-      <w:r>
-        <w:t>(</w:t>
-      </w:r>
-      <w:r>
-        <w:rPr>
-          <w:rStyle w:val="bibissue"/>
-        </w:rPr>
-        <w:t>7</w:t>
-      </w:r>
-      <w:r>
-        <w:t>):</w:t>
-      </w:r>
-      <w:r>
-        <w:rPr>
-          <w:rStyle w:val="bibfpage"/>
-        </w:rPr>
-        <w:t>587</w:t>
-      </w:r>
-      <w:r>
-        <w:t>-</w:t>
-      </w:r>
-      <w:r>
-        <w:rPr>
-          <w:rStyle w:val="biblpage"/>
-        </w:rPr>
-        <w:t>593</w:t>
-      </w:r>
-      <w:r>
-        <w:t>.</w:t>
-      </w:r>
+          <w:iCs/>
+        </w:rPr>
+      </w:pPr>
     </w:p>
     <w:p>
       <w:pPr>
         <w:pStyle w:val="REF-N"/>
+      </w:pPr>
+      <w:r>
+        <w:t>7 Bronshtein M, Siegler E, Eshcoli Z, Zimmer EZ. Transvaginal ultrasound measurements of the fetal heart at 11 to 17 weeks of gestation. Am J Perinat. 1992;9(1):38-42. doi:10.1055/s-2007-994667</w:t>
+      </w:r>
+    </w:p>
+    <w:p>
+      <w:pPr>
         <w:widowControl w:val="0"/>
         <w:spacing w:line="480" w:lineRule="auto"/>
-        <w:jc w:val="both"/>
-      </w:pPr>
-      <w:r>
-        <w:rPr>
-          <w:rStyle w:val="bibnumber"/>
-        </w:rPr>
-        <w:t>7</w:t>
-      </w:r>
-      <w:r>
-        <w:t xml:space="preserve"> </w:t>
-      </w:r>
-      <w:r>
-        <w:rPr>
-          <w:rStyle w:val="bibsurname"/>
-        </w:rPr>
-        <w:t>Bronshtein</w:t>
-      </w:r>
-      <w:r>
-        <w:t xml:space="preserve"> </w:t>
-      </w:r>
-      <w:r>
-        <w:rPr>
-          <w:rStyle w:val="bibfname"/>
-        </w:rPr>
-        <w:t>M</w:t>
-      </w:r>
-      <w:r>
-        <w:t xml:space="preserve">, </w:t>
-      </w:r>
-      <w:r>
-        <w:rPr>
-          <w:rStyle w:val="bibsurname"/>
-        </w:rPr>
-        <w:t>Siegler</w:t>
-      </w:r>
-      <w:r>
-        <w:t xml:space="preserve"> </w:t>
-      </w:r>
-      <w:r>
-        <w:rPr>
-          <w:rStyle w:val="bibfname"/>
-        </w:rPr>
-        <w:t>E</w:t>
-      </w:r>
-      <w:r>
-        <w:t xml:space="preserve">, </w:t>
-      </w:r>
-      <w:r>
-        <w:rPr>
-          <w:rStyle w:val="bibsurname"/>
-        </w:rPr>
-        <w:t>Eshcoli</w:t>
-      </w:r>
-      <w:r>
-        <w:t xml:space="preserve"> </w:t>
-      </w:r>
-      <w:r>
-        <w:rPr>
-          <w:rStyle w:val="bibfname"/>
-        </w:rPr>
-        <w:t>Z</w:t>
-      </w:r>
-      <w:r>
-        <w:t xml:space="preserve">, </w:t>
-      </w:r>
-      <w:r>
-        <w:rPr>
-          <w:rStyle w:val="bibsurname"/>
-        </w:rPr>
-        <w:t>Zimmer</w:t>
-      </w:r>
-      <w:r>
-        <w:t xml:space="preserve"> </w:t>
-      </w:r>
-      <w:r>
-        <w:rPr>
-          <w:rStyle w:val="bibfname"/>
-        </w:rPr>
-        <w:t>EZ.</w:t>
-      </w:r>
-      <w:r>
-        <w:t xml:space="preserve"> </w:t>
-      </w:r>
-      <w:r>
-        <w:rPr>
-          <w:rStyle w:val="bibarticle"/>
-        </w:rPr>
-        <w:t>Transvaginal ultrasound measurements of the fetal heart at 11 to 17 weeks of gestation</w:t>
-      </w:r>
-      <w:r>
-        <w:t xml:space="preserve">. </w:t>
-      </w:r>
-      <w:r>
-        <w:rPr>
-          <w:rStyle w:val="bibjournal"/>
+        <w:rPr>
           <w:i/>
-        </w:rPr>
-        <w:t>Am J Perinat</w:t>
-      </w:r>
-      <w:r>
-        <w:t xml:space="preserve">. </w:t>
-      </w:r>
-      <w:r>
-        <w:rPr>
-          <w:rStyle w:val="bibyear"/>
-        </w:rPr>
-        <w:t>1992</w:t>
-      </w:r>
-      <w:r>
-        <w:t>;</w:t>
-      </w:r>
-      <w:r>
-        <w:rPr>
-          <w:rStyle w:val="bibvolume"/>
-        </w:rPr>
-        <w:t>9</w:t>
-      </w:r>
-      <w:r>
-        <w:t>(</w:t>
-      </w:r>
-      <w:r>
-        <w:rPr>
-          <w:rStyle w:val="bibissue"/>
-        </w:rPr>
-        <w:t>1</w:t>
-      </w:r>
-      <w:r>
-        <w:t>):</w:t>
-      </w:r>
-      <w:r>
-        <w:rPr>
-          <w:rStyle w:val="bibfpage"/>
-        </w:rPr>
-        <w:t>38</w:t>
-      </w:r>
-      <w:r>
-        <w:t>-</w:t>
-      </w:r>
-      <w:r>
-        <w:rPr>
-          <w:rStyle w:val="biblpage"/>
-        </w:rPr>
-        <w:t>42</w:t>
-      </w:r>
-      <w:r>
-        <w:t xml:space="preserve">. </w:t>
-      </w:r>
-      <w:r>
-        <w:rPr>
-          <w:rStyle w:val="bibdoi"/>
-        </w:rPr>
-        <w:t>doi:10.1055/s-2007-994667</w:t>
-      </w:r>
+          <w:iCs/>
+        </w:rPr>
+      </w:pPr>
     </w:p>
     <w:p>
       <w:pPr>
         <w:pStyle w:val="REF-N"/>
+      </w:pPr>
+      <w:r>
+        <w:t>8 Gembruch U, Knopfle G, Chatterjee M, Bald R, Hansmann M. First-trimester diagnosis of fetal congenital heart disease by transvaginal two-dimensional and Doppler echocardiography. Obstet Gynecol. 1990;75(3 Pt 2):496-498.</w:t>
+      </w:r>
+    </w:p>
+    <w:p>
+      <w:pPr>
         <w:widowControl w:val="0"/>
         <w:spacing w:line="480" w:lineRule="auto"/>
-        <w:jc w:val="both"/>
-      </w:pPr>
-      <w:r>
-        <w:rPr>
-          <w:rStyle w:val="bibnumber"/>
-        </w:rPr>
-        <w:t>8</w:t>
-      </w:r>
-      <w:r>
-        <w:t xml:space="preserve"> </w:t>
-      </w:r>
-      <w:r>
-        <w:rPr>
-          <w:rStyle w:val="bibsurname"/>
-        </w:rPr>
-        <w:t>Gembruch</w:t>
-      </w:r>
-      <w:r>
-        <w:t xml:space="preserve"> </w:t>
-      </w:r>
-      <w:r>
-        <w:rPr>
-          <w:rStyle w:val="bibfname"/>
-        </w:rPr>
-        <w:t>U</w:t>
-      </w:r>
-      <w:r>
-        <w:t xml:space="preserve">, </w:t>
-      </w:r>
-      <w:r>
-        <w:rPr>
-          <w:rStyle w:val="bibsurname"/>
-        </w:rPr>
-        <w:t>Knopfle</w:t>
-      </w:r>
-      <w:r>
-        <w:t xml:space="preserve"> </w:t>
-      </w:r>
-      <w:r>
-        <w:rPr>
-          <w:rStyle w:val="bibfname"/>
-        </w:rPr>
-        <w:t>G</w:t>
-      </w:r>
-      <w:r>
-        <w:t xml:space="preserve">, </w:t>
-      </w:r>
-      <w:r>
-        <w:rPr>
-          <w:rStyle w:val="bibsurname"/>
-        </w:rPr>
-        <w:t>Chatterjee</w:t>
-      </w:r>
-      <w:r>
-        <w:t xml:space="preserve"> </w:t>
-      </w:r>
-      <w:r>
-        <w:rPr>
-          <w:rStyle w:val="bibfname"/>
-        </w:rPr>
-        <w:t>M</w:t>
-      </w:r>
-      <w:r>
-        <w:t xml:space="preserve">, </w:t>
-      </w:r>
-      <w:r>
-        <w:rPr>
-          <w:rStyle w:val="bibsurname"/>
-        </w:rPr>
-        <w:t>Bald</w:t>
-      </w:r>
-      <w:r>
-        <w:t xml:space="preserve"> </w:t>
-      </w:r>
-      <w:r>
-        <w:rPr>
-          <w:rStyle w:val="bibfname"/>
-        </w:rPr>
-        <w:t>R</w:t>
-      </w:r>
-      <w:r>
-        <w:t xml:space="preserve">, </w:t>
-      </w:r>
-      <w:r>
-        <w:rPr>
-          <w:rStyle w:val="bibsurname"/>
-        </w:rPr>
-        <w:t>Hansmann</w:t>
-      </w:r>
-      <w:r>
-        <w:t xml:space="preserve"> </w:t>
-      </w:r>
-      <w:r>
-        <w:rPr>
-          <w:rStyle w:val="bibfname"/>
-        </w:rPr>
-        <w:t>M.</w:t>
-      </w:r>
-      <w:r>
-        <w:t xml:space="preserve"> </w:t>
-      </w:r>
-      <w:r>
-        <w:rPr>
-          <w:rStyle w:val="bibarticle"/>
-        </w:rPr>
-        <w:t>First-trimester diagnosis of fetal congenital heart disease by transvaginal two-dimensional and Doppler echocardiography</w:t>
-      </w:r>
-      <w:r>
-        <w:t xml:space="preserve">. </w:t>
-      </w:r>
-      <w:r>
-        <w:rPr>
-          <w:rStyle w:val="bibjournal"/>
+        <w:rPr>
           <w:i/>
-        </w:rPr>
-        <w:t>Obstet Gynecol</w:t>
-      </w:r>
-      <w:r>
-        <w:t xml:space="preserve">. </w:t>
-      </w:r>
-      <w:r>
-        <w:rPr>
-          <w:rStyle w:val="bibyear"/>
-        </w:rPr>
-        <w:t>1990</w:t>
-      </w:r>
-      <w:r>
-        <w:t>;</w:t>
-      </w:r>
-      <w:r>
-        <w:rPr>
-          <w:rStyle w:val="bibvolume"/>
-        </w:rPr>
-        <w:t>75</w:t>
-      </w:r>
-      <w:r>
-        <w:t>(</w:t>
-      </w:r>
-      <w:r>
-        <w:rPr>
-          <w:rStyle w:val="bibissue"/>
-        </w:rPr>
-        <w:t>3 Pt 2</w:t>
-      </w:r>
-      <w:r>
-        <w:t>):</w:t>
-      </w:r>
-      <w:r>
-        <w:rPr>
-          <w:rStyle w:val="bibfpage"/>
-        </w:rPr>
-        <w:t>496</w:t>
-      </w:r>
-      <w:r>
-        <w:t>-</w:t>
-      </w:r>
-      <w:r>
-        <w:rPr>
-          <w:rStyle w:val="biblpage"/>
-        </w:rPr>
-        <w:t>498</w:t>
-      </w:r>
-      <w:r>
-        <w:t>.</w:t>
-      </w:r>
+          <w:iCs/>
+        </w:rPr>
+      </w:pPr>
     </w:p>
     <w:p>
       <w:pPr>
         <w:pStyle w:val="REF-N"/>
+      </w:pPr>
+      <w:r>
+        <w:t>9 Rottem S, Bronshtein M. Transvaginal sonographic diagnosis of congenital anomalies between 9 weeks and 16 weeks, menstrual age. J Clin Ultrasound. 1990;18(4):307-314.</w:t>
+      </w:r>
+    </w:p>
+    <w:p>
+      <w:pPr>
         <w:widowControl w:val="0"/>
         <w:spacing w:line="480" w:lineRule="auto"/>
-        <w:jc w:val="both"/>
-      </w:pPr>
-      <w:r>
-        <w:rPr>
-          <w:rStyle w:val="bibnumber"/>
-        </w:rPr>
-        <w:t>9</w:t>
-      </w:r>
-      <w:r>
-        <w:t xml:space="preserve"> </w:t>
-      </w:r>
-      <w:r>
-        <w:rPr>
-          <w:rStyle w:val="bibsurname"/>
-        </w:rPr>
-        <w:t>Rottem</w:t>
-      </w:r>
-      <w:r>
-        <w:t xml:space="preserve"> </w:t>
-      </w:r>
-      <w:r>
-        <w:rPr>
-          <w:rStyle w:val="bibfname"/>
-        </w:rPr>
-        <w:t>S</w:t>
-      </w:r>
-      <w:r>
-        <w:t xml:space="preserve">, </w:t>
-      </w:r>
-      <w:r>
-        <w:rPr>
-          <w:rStyle w:val="bibsurname"/>
-        </w:rPr>
-        <w:t>Bronshtein</w:t>
-      </w:r>
-      <w:r>
-        <w:t xml:space="preserve"> </w:t>
-      </w:r>
-      <w:r>
-        <w:rPr>
-          <w:rStyle w:val="bibfname"/>
-        </w:rPr>
-        <w:t>M.</w:t>
-      </w:r>
-      <w:r>
-        <w:t xml:space="preserve"> </w:t>
-      </w:r>
-      <w:r>
-        <w:rPr>
-          <w:rStyle w:val="bibarticle"/>
-        </w:rPr>
-        <w:t>Transvaginal sonographic diagnosis of congenital anomalies between 9 weeks and 16 weeks, menstrual age</w:t>
-      </w:r>
-      <w:r>
-        <w:t xml:space="preserve">. </w:t>
-      </w:r>
-      <w:r>
-        <w:rPr>
-          <w:rStyle w:val="bibjournal"/>
+        <w:rPr>
           <w:i/>
-        </w:rPr>
-        <w:t>J Clin Ultrasound</w:t>
-      </w:r>
-      <w:r>
-        <w:t xml:space="preserve">. </w:t>
-      </w:r>
-      <w:r>
-        <w:rPr>
-          <w:rStyle w:val="bibyear"/>
-        </w:rPr>
-        <w:t>1990</w:t>
-      </w:r>
-      <w:r>
-        <w:t>;</w:t>
-      </w:r>
-      <w:r>
-        <w:rPr>
-          <w:rStyle w:val="bibvolume"/>
-        </w:rPr>
-        <w:t>18</w:t>
-      </w:r>
-      <w:r>
-        <w:t>(</w:t>
-      </w:r>
-      <w:r>
-        <w:rPr>
-          <w:rStyle w:val="bibissue"/>
-        </w:rPr>
-        <w:t>4</w:t>
-      </w:r>
-      <w:r>
-        <w:t>):</w:t>
-      </w:r>
-      <w:r>
-        <w:rPr>
-          <w:rStyle w:val="bibfpage"/>
-        </w:rPr>
-        <w:t>307</w:t>
-      </w:r>
-      <w:r>
-        <w:t>-</w:t>
-      </w:r>
-      <w:r>
-        <w:rPr>
-          <w:rStyle w:val="biblpage"/>
-        </w:rPr>
-        <w:t>314</w:t>
-      </w:r>
-      <w:r>
-        <w:t>.</w:t>
-      </w:r>
+          <w:iCs/>
+        </w:rPr>
+      </w:pPr>
     </w:p>
     <w:p>
       <w:pPr>
         <w:pStyle w:val="REF-N"/>
+      </w:pPr>
+      <w:r>
+        <w:t>10 Becker R, Wegner RD. Detailed screening for fetal anomalies and cardiac defects at the 11–13-week scan. Ultrasound Obstet Gynecol. 2006;27(6):613-618. doi:10.1002/uog.2709</w:t>
+      </w:r>
+    </w:p>
+    <w:p>
+      <w:pPr>
         <w:widowControl w:val="0"/>
         <w:spacing w:line="480" w:lineRule="auto"/>
-        <w:jc w:val="both"/>
-      </w:pPr>
-      <w:r>
-        <w:rPr>
-          <w:rStyle w:val="bibnumber"/>
-        </w:rPr>
-        <w:t>10</w:t>
-      </w:r>
-      <w:r>
-        <w:t xml:space="preserve"> </w:t>
-      </w:r>
-      <w:r>
-        <w:rPr>
-          <w:rStyle w:val="bibsurname"/>
-        </w:rPr>
-        <w:t>Becker</w:t>
-      </w:r>
-      <w:r>
-        <w:t xml:space="preserve"> </w:t>
-      </w:r>
-      <w:r>
-        <w:rPr>
-          <w:rStyle w:val="bibfname"/>
-        </w:rPr>
-        <w:t>R</w:t>
-      </w:r>
-      <w:r>
-        <w:t xml:space="preserve">, </w:t>
-      </w:r>
-      <w:r>
-        <w:rPr>
-          <w:rStyle w:val="bibsurname"/>
-        </w:rPr>
-        <w:t>Wegner</w:t>
-      </w:r>
-      <w:r>
-        <w:t xml:space="preserve"> </w:t>
-      </w:r>
-      <w:r>
-        <w:rPr>
-          <w:rStyle w:val="bibfname"/>
-        </w:rPr>
-        <w:t>RD.</w:t>
-      </w:r>
-      <w:r>
-        <w:t xml:space="preserve"> </w:t>
-      </w:r>
-      <w:r>
-        <w:rPr>
-          <w:rStyle w:val="bibarticle"/>
-        </w:rPr>
-        <w:t>Detailed screening for fetal anomalies and cardiac defects at the 11–13-week scan</w:t>
-      </w:r>
-      <w:r>
-        <w:t xml:space="preserve">. </w:t>
-      </w:r>
-      <w:r>
-        <w:rPr>
-          <w:rStyle w:val="bibjournal"/>
+        <w:rPr>
           <w:i/>
-        </w:rPr>
-        <w:t>Ultrasound Obstet Gynecol</w:t>
-      </w:r>
-      <w:r>
-        <w:t xml:space="preserve">. </w:t>
-      </w:r>
-      <w:r>
-        <w:rPr>
-          <w:rStyle w:val="bibyear"/>
-        </w:rPr>
-        <w:t>2006</w:t>
-      </w:r>
-      <w:r>
-        <w:t>;</w:t>
-      </w:r>
-      <w:r>
-        <w:rPr>
-          <w:rStyle w:val="bibvolume"/>
-        </w:rPr>
-        <w:t>27</w:t>
-      </w:r>
-      <w:r>
-        <w:t>(</w:t>
-      </w:r>
-      <w:r>
-        <w:rPr>
-          <w:rStyle w:val="bibissue"/>
-        </w:rPr>
-        <w:t>6</w:t>
-      </w:r>
-      <w:r>
-        <w:t>):</w:t>
-      </w:r>
-      <w:r>
-        <w:rPr>
-          <w:rStyle w:val="bibfpage"/>
-        </w:rPr>
-        <w:t>613</w:t>
-      </w:r>
-      <w:r>
-        <w:t>-</w:t>
-      </w:r>
-      <w:r>
-        <w:rPr>
-          <w:rStyle w:val="biblpage"/>
-        </w:rPr>
-        <w:t>618</w:t>
-      </w:r>
-      <w:r>
-        <w:t xml:space="preserve">. </w:t>
-      </w:r>
-      <w:r>
-        <w:rPr>
-          <w:rStyle w:val="bibdoi"/>
-        </w:rPr>
-        <w:t>doi:10.1002/uog.2709</w:t>
-      </w:r>
+          <w:iCs/>
+        </w:rPr>
+      </w:pPr>
     </w:p>
     <w:p>
       <w:pPr>
         <w:pStyle w:val="REF-N"/>
+      </w:pPr>
+      <w:r>
+        <w:t>11 Abu-Rustum RS, Daou L, Abu-Rustum SE. Role of first-trimester sonography in the diagnosis of aneuploidy and structural fetal anomalies. J Ultrasound Med. 2010;29(10):1445-1452.</w:t>
+      </w:r>
+    </w:p>
+    <w:p>
+      <w:pPr>
         <w:widowControl w:val="0"/>
         <w:spacing w:line="480" w:lineRule="auto"/>
-        <w:jc w:val="both"/>
-      </w:pPr>
-      <w:r>
-        <w:rPr>
-          <w:rStyle w:val="bibnumber"/>
-        </w:rPr>
-        <w:t>11</w:t>
-      </w:r>
-      <w:r>
-        <w:t xml:space="preserve"> </w:t>
-      </w:r>
-      <w:r>
-        <w:rPr>
-          <w:rStyle w:val="bibsurname"/>
-        </w:rPr>
-        <w:t>Abu-Rustum</w:t>
-      </w:r>
-      <w:r>
-        <w:t xml:space="preserve"> </w:t>
-      </w:r>
-      <w:r>
-        <w:rPr>
-          <w:rStyle w:val="bibfname"/>
-        </w:rPr>
-        <w:t>RS</w:t>
-      </w:r>
-      <w:r>
-        <w:t xml:space="preserve">, </w:t>
-      </w:r>
-      <w:r>
-        <w:rPr>
-          <w:rStyle w:val="bibsurname"/>
-        </w:rPr>
-        <w:t>Daou</w:t>
-      </w:r>
-      <w:r>
-        <w:t xml:space="preserve"> </w:t>
-      </w:r>
-      <w:r>
-        <w:rPr>
-          <w:rStyle w:val="bibfname"/>
-        </w:rPr>
-        <w:t>L</w:t>
-      </w:r>
-      <w:r>
-        <w:t xml:space="preserve">, </w:t>
-      </w:r>
-      <w:r>
-        <w:rPr>
-          <w:rStyle w:val="bibsurname"/>
-        </w:rPr>
-        <w:t>Abu-Rustum</w:t>
-      </w:r>
-      <w:r>
-        <w:t xml:space="preserve"> </w:t>
-      </w:r>
-      <w:r>
-        <w:rPr>
-          <w:rStyle w:val="bibfname"/>
-        </w:rPr>
-        <w:t>SE.</w:t>
-      </w:r>
-      <w:r>
-        <w:t xml:space="preserve"> </w:t>
-      </w:r>
-      <w:r>
-        <w:rPr>
-          <w:rStyle w:val="bibarticle"/>
-        </w:rPr>
-        <w:t>Role of first-trimester sonography in the diagnosis of aneuploidy and structural fetal anomalies</w:t>
-      </w:r>
-      <w:r>
-        <w:t xml:space="preserve">. </w:t>
-      </w:r>
-      <w:r>
-        <w:rPr>
-          <w:rStyle w:val="bibjournal"/>
+        <w:rPr>
           <w:i/>
-        </w:rPr>
-        <w:t>J Ultrasound Med</w:t>
-      </w:r>
-      <w:r>
-        <w:t xml:space="preserve">. </w:t>
-      </w:r>
-      <w:r>
-        <w:rPr>
-          <w:rStyle w:val="bibyear"/>
-        </w:rPr>
-        <w:t>2010</w:t>
-      </w:r>
-      <w:r>
-        <w:t>;</w:t>
-      </w:r>
-      <w:r>
-        <w:rPr>
-          <w:rStyle w:val="bibvolume"/>
-        </w:rPr>
-        <w:t>29</w:t>
-      </w:r>
-      <w:r>
-        <w:t>(</w:t>
-      </w:r>
-      <w:r>
-        <w:rPr>
-          <w:rStyle w:val="bibissue"/>
-        </w:rPr>
-        <w:t>10</w:t>
-      </w:r>
-      <w:r>
-        <w:t>):</w:t>
-      </w:r>
-      <w:r>
-        <w:rPr>
-          <w:rStyle w:val="bibfpage"/>
-        </w:rPr>
-        <w:t>1445</w:t>
-      </w:r>
-      <w:r>
-        <w:t>-</w:t>
-      </w:r>
-      <w:r>
-        <w:rPr>
-          <w:rStyle w:val="biblpage"/>
-        </w:rPr>
-        <w:t>1452</w:t>
-      </w:r>
-      <w:r>
-        <w:t>.</w:t>
-      </w:r>
+          <w:iCs/>
+        </w:rPr>
+      </w:pPr>
     </w:p>
     <w:p>
       <w:pPr>
         <w:pStyle w:val="REF-N"/>
+      </w:pPr>
+      <w:r>
+        <w:t>12 Iliescu D, Tudorache S, Com̆anescu A, Antsaklis P, Cotarcea S, Novac L, et al. Improved detection rate of structural abnormalities in the first trimester using an extended examination protocol. Ultrasound Obstet Gynecol. 2013;42(3):300-309. doi:10.1002/uog.12489</w:t>
+      </w:r>
+    </w:p>
+    <w:p>
+      <w:pPr>
         <w:widowControl w:val="0"/>
         <w:spacing w:line="480" w:lineRule="auto"/>
-        <w:jc w:val="both"/>
-      </w:pPr>
-      <w:r>
-        <w:rPr>
-          <w:rStyle w:val="bibnumber"/>
-        </w:rPr>
-        <w:t>12</w:t>
-      </w:r>
-      <w:r>
-        <w:t xml:space="preserve"> </w:t>
-      </w:r>
-      <w:r>
-        <w:rPr>
-          <w:rStyle w:val="bibsurname"/>
-        </w:rPr>
-        <w:t>Iliescu</w:t>
-      </w:r>
-      <w:r>
-        <w:t xml:space="preserve"> </w:t>
-      </w:r>
-      <w:r>
-        <w:rPr>
-          <w:rStyle w:val="bibfname"/>
-        </w:rPr>
-        <w:t>D</w:t>
-      </w:r>
-      <w:r>
-        <w:t xml:space="preserve">, </w:t>
-      </w:r>
-      <w:r>
-        <w:rPr>
-          <w:rStyle w:val="bibsurname"/>
-        </w:rPr>
-        <w:t>Tudorache</w:t>
-      </w:r>
-      <w:r>
-        <w:t xml:space="preserve"> </w:t>
-      </w:r>
-      <w:r>
-        <w:rPr>
-          <w:rStyle w:val="bibfname"/>
-        </w:rPr>
-        <w:t>S</w:t>
-      </w:r>
-      <w:r>
-        <w:t xml:space="preserve">, </w:t>
-      </w:r>
-      <w:r>
-        <w:rPr>
-          <w:rStyle w:val="bibsurname"/>
-        </w:rPr>
-        <w:t>Com̆anescu</w:t>
-      </w:r>
-      <w:r>
-        <w:t xml:space="preserve"> </w:t>
-      </w:r>
-      <w:r>
-        <w:rPr>
-          <w:rStyle w:val="bibfname"/>
-        </w:rPr>
-        <w:t>A</w:t>
-      </w:r>
-      <w:r>
-        <w:t xml:space="preserve">, </w:t>
-      </w:r>
-      <w:r>
-        <w:rPr>
-          <w:rStyle w:val="bibsurname"/>
-        </w:rPr>
-        <w:t>Antsaklis</w:t>
-      </w:r>
-      <w:r>
-        <w:t xml:space="preserve"> </w:t>
-      </w:r>
-      <w:r>
-        <w:rPr>
-          <w:rStyle w:val="bibfname"/>
-        </w:rPr>
-        <w:t>P</w:t>
-      </w:r>
-      <w:r>
-        <w:t xml:space="preserve">, </w:t>
-      </w:r>
-      <w:r>
-        <w:rPr>
-          <w:rStyle w:val="bibsurname"/>
-        </w:rPr>
-        <w:t>Cotarcea</w:t>
-      </w:r>
-      <w:r>
-        <w:t xml:space="preserve"> </w:t>
-      </w:r>
-      <w:r>
-        <w:rPr>
-          <w:rStyle w:val="bibfname"/>
-        </w:rPr>
-        <w:t>S</w:t>
-      </w:r>
-      <w:r>
-        <w:t xml:space="preserve">, </w:t>
-      </w:r>
-      <w:r>
-        <w:rPr>
-          <w:rStyle w:val="bibsurname"/>
-        </w:rPr>
-        <w:t>Novac</w:t>
-      </w:r>
-      <w:r>
-        <w:t xml:space="preserve"> </w:t>
-      </w:r>
-      <w:r>
-        <w:rPr>
-          <w:rStyle w:val="bibfname"/>
-        </w:rPr>
-        <w:t>L</w:t>
-      </w:r>
-      <w:r>
-        <w:t xml:space="preserve">, </w:t>
-      </w:r>
-      <w:r>
-        <w:rPr>
-          <w:rStyle w:val="bibetal"/>
-        </w:rPr>
-        <w:t>et al</w:t>
-      </w:r>
-      <w:r>
-        <w:t xml:space="preserve">. </w:t>
-      </w:r>
-      <w:r>
-        <w:rPr>
-          <w:rStyle w:val="bibarticle"/>
-        </w:rPr>
-        <w:t>Improved detection rate of structural abnormalities in the first trimester using an extended examination protocol</w:t>
-      </w:r>
-      <w:r>
-        <w:t xml:space="preserve">. </w:t>
-      </w:r>
-      <w:r>
-        <w:rPr>
-          <w:rStyle w:val="bibjournal"/>
+        <w:rPr>
           <w:i/>
-        </w:rPr>
-        <w:t>Ultrasound Obstet Gynecol</w:t>
-      </w:r>
-      <w:r>
-        <w:t xml:space="preserve">. </w:t>
-      </w:r>
-      <w:r>
-        <w:rPr>
-          <w:rStyle w:val="bibyear"/>
-        </w:rPr>
-        <w:t>2013</w:t>
-      </w:r>
-      <w:r>
-        <w:t>;</w:t>
-      </w:r>
-      <w:r>
-        <w:rPr>
-          <w:rStyle w:val="bibvolume"/>
-        </w:rPr>
-        <w:t>42</w:t>
-      </w:r>
-      <w:r>
-        <w:t>(</w:t>
-      </w:r>
-      <w:r>
-        <w:rPr>
-          <w:rStyle w:val="bibissue"/>
-        </w:rPr>
-        <w:t>3</w:t>
-      </w:r>
-      <w:r>
-        <w:t>):</w:t>
-      </w:r>
-      <w:r>
-        <w:rPr>
-          <w:rStyle w:val="bibfpage"/>
-        </w:rPr>
-        <w:t>300</w:t>
-      </w:r>
-      <w:r>
-        <w:t>-</w:t>
-      </w:r>
-      <w:r>
-        <w:rPr>
-          <w:rStyle w:val="biblpage"/>
-        </w:rPr>
-        <w:t>309</w:t>
-      </w:r>
-      <w:r>
-        <w:t xml:space="preserve">. </w:t>
-      </w:r>
-      <w:r>
-        <w:rPr>
-          <w:rStyle w:val="bibdoi"/>
-        </w:rPr>
-        <w:t>doi:10.1002/uog.12489</w:t>
-      </w:r>
+          <w:iCs/>
+        </w:rPr>
+      </w:pPr>
     </w:p>
     <w:p>
       <w:pPr>
         <w:pStyle w:val="REF-N"/>
+      </w:pPr>
+      <w:r>
+        <w:t>13 Wiechec M, Knafel A, Nocun A. Prenatal detection of congenital heart defects at the 11- to 13-week scan using a simple color Doppler protocol including the 4-chamber and 3-vessel and trachea views. J Ultrasound Med. 2015;34(4):585-594. doi:10.7863/ultra.34.4.585</w:t>
+      </w:r>
+    </w:p>
+    <w:p>
+      <w:pPr>
         <w:widowControl w:val="0"/>
         <w:spacing w:line="480" w:lineRule="auto"/>
-        <w:jc w:val="both"/>
-      </w:pPr>
-      <w:r>
-        <w:rPr>
-          <w:rStyle w:val="bibnumber"/>
-        </w:rPr>
-        <w:t>13</w:t>
-      </w:r>
-      <w:r>
-        <w:t xml:space="preserve"> </w:t>
-      </w:r>
-      <w:r>
-        <w:rPr>
-          <w:rStyle w:val="bibsurname"/>
-        </w:rPr>
-        <w:t>Wiechec</w:t>
-      </w:r>
-      <w:r>
-        <w:t xml:space="preserve"> </w:t>
-      </w:r>
-      <w:r>
-        <w:rPr>
-          <w:rStyle w:val="bibfname"/>
-        </w:rPr>
-        <w:t>M</w:t>
-      </w:r>
-      <w:r>
-        <w:t xml:space="preserve">, </w:t>
-      </w:r>
-      <w:r>
-        <w:rPr>
-          <w:rStyle w:val="bibsurname"/>
-        </w:rPr>
-        <w:t>Knafel</w:t>
-      </w:r>
-      <w:r>
-        <w:t xml:space="preserve"> </w:t>
-      </w:r>
-      <w:r>
-        <w:rPr>
-          <w:rStyle w:val="bibfname"/>
-        </w:rPr>
-        <w:t>A</w:t>
-      </w:r>
-      <w:r>
-        <w:t xml:space="preserve">, </w:t>
-      </w:r>
-      <w:r>
-        <w:rPr>
-          <w:rStyle w:val="bibsurname"/>
-        </w:rPr>
-        <w:t>Nocun</w:t>
-      </w:r>
-      <w:r>
-        <w:t xml:space="preserve"> </w:t>
-      </w:r>
-      <w:r>
-        <w:rPr>
-          <w:rStyle w:val="bibfname"/>
-        </w:rPr>
-        <w:t>A.</w:t>
-      </w:r>
-      <w:r>
-        <w:t xml:space="preserve"> </w:t>
-      </w:r>
-      <w:r>
-        <w:rPr>
-          <w:rStyle w:val="bibarticle"/>
-        </w:rPr>
-        <w:t>Prenatal detection of congenital heart defects at the 11- to 13-week scan using a simple color Doppler protocol including the 4-chamber and 3-vessel and trachea views</w:t>
-      </w:r>
-      <w:r>
-        <w:t xml:space="preserve">. </w:t>
-      </w:r>
-      <w:r>
-        <w:rPr>
-          <w:rStyle w:val="bibjournal"/>
+        <w:rPr>
           <w:i/>
-        </w:rPr>
-        <w:t>J Ultrasound Med</w:t>
-      </w:r>
-      <w:r>
-        <w:t xml:space="preserve">. </w:t>
-      </w:r>
-      <w:r>
-        <w:rPr>
-          <w:rStyle w:val="bibyear"/>
-        </w:rPr>
-        <w:t>2015</w:t>
-      </w:r>
-      <w:r>
-        <w:t>;</w:t>
-      </w:r>
-      <w:r>
-        <w:rPr>
-          <w:rStyle w:val="bibvolume"/>
-        </w:rPr>
-        <w:t>34</w:t>
-      </w:r>
-      <w:r>
-        <w:t>(</w:t>
-      </w:r>
-      <w:r>
-        <w:rPr>
-          <w:rStyle w:val="bibissue"/>
-        </w:rPr>
-        <w:t>4</w:t>
-      </w:r>
-      <w:r>
-        <w:t>):</w:t>
-      </w:r>
-      <w:r>
-        <w:rPr>
-          <w:rStyle w:val="bibfpage"/>
-        </w:rPr>
-        <w:t>585</w:t>
-      </w:r>
-      <w:r>
-        <w:t>-</w:t>
-      </w:r>
-      <w:r>
-        <w:rPr>
-          <w:rStyle w:val="biblpage"/>
-        </w:rPr>
-        <w:t>594</w:t>
-      </w:r>
-      <w:r>
-        <w:t xml:space="preserve">. </w:t>
-      </w:r>
-      <w:r>
-        <w:rPr>
-          <w:rStyle w:val="bibdoi"/>
-        </w:rPr>
-        <w:t>doi:10.7863/ultra.34.4.585</w:t>
-      </w:r>
+          <w:iCs/>
+        </w:rPr>
+      </w:pPr>
     </w:p>
     <w:p>
       <w:pPr>
         <w:pStyle w:val="REF-N"/>
+      </w:pPr>
+      <w:r>
+        <w:t>14 Mieghem TV, Hindryckx A, Calsteren KV. Early fetal anatomy screening: who, what, when and why? Curr Opin Obstet Gynecol. 2015;27(2):143-150. doi:10.1097/gco.0000000000000161</w:t>
+      </w:r>
+    </w:p>
+    <w:p>
+      <w:pPr>
         <w:widowControl w:val="0"/>
         <w:spacing w:line="480" w:lineRule="auto"/>
-        <w:jc w:val="both"/>
-      </w:pPr>
-      <w:r>
-        <w:rPr>
-          <w:rStyle w:val="bibnumber"/>
-        </w:rPr>
-        <w:t>14</w:t>
-      </w:r>
-      <w:r>
-        <w:t xml:space="preserve"> </w:t>
-      </w:r>
-      <w:r>
-        <w:rPr>
-          <w:rStyle w:val="bibsurname"/>
-        </w:rPr>
-        <w:t>Mieghem</w:t>
-      </w:r>
-      <w:r>
-        <w:t xml:space="preserve"> </w:t>
-      </w:r>
-      <w:r>
-        <w:rPr>
-          <w:rStyle w:val="bibfname"/>
-        </w:rPr>
-        <w:t>TV</w:t>
-      </w:r>
-      <w:r>
-        <w:t xml:space="preserve">, </w:t>
-      </w:r>
-      <w:r>
-        <w:rPr>
-          <w:rStyle w:val="bibsurname"/>
-        </w:rPr>
-        <w:t>Hindryckx</w:t>
-      </w:r>
-      <w:r>
-        <w:t xml:space="preserve"> </w:t>
-      </w:r>
-      <w:r>
-        <w:rPr>
-          <w:rStyle w:val="bibfname"/>
-        </w:rPr>
-        <w:t>A</w:t>
-      </w:r>
-      <w:r>
-        <w:t xml:space="preserve">, </w:t>
-      </w:r>
-      <w:r>
-        <w:rPr>
-          <w:rStyle w:val="bibsurname"/>
-        </w:rPr>
-        <w:t>Calsteren</w:t>
-      </w:r>
-      <w:r>
-        <w:t xml:space="preserve"> </w:t>
-      </w:r>
-      <w:r>
-        <w:rPr>
-          <w:rStyle w:val="bibfname"/>
-        </w:rPr>
-        <w:t>KV.</w:t>
-      </w:r>
-      <w:r>
-        <w:t xml:space="preserve"> </w:t>
-      </w:r>
-      <w:r>
-        <w:rPr>
-          <w:rStyle w:val="bibarticle"/>
-        </w:rPr>
-        <w:t>Early fetal anatomy screening: who, what, when and why</w:t>
-      </w:r>
-      <w:r>
-        <w:t xml:space="preserve">? </w:t>
-      </w:r>
-      <w:r>
-        <w:rPr>
-          <w:rStyle w:val="bibjournal"/>
+        <w:rPr>
           <w:i/>
-        </w:rPr>
-        <w:t>Curr Opin Obstet Gynecol</w:t>
-      </w:r>
-      <w:r>
-        <w:t xml:space="preserve">. </w:t>
-      </w:r>
-      <w:r>
-        <w:rPr>
-          <w:rStyle w:val="bibyear"/>
-        </w:rPr>
-        <w:t>2015</w:t>
-      </w:r>
-      <w:r>
-        <w:t>;</w:t>
-      </w:r>
-      <w:r>
-        <w:rPr>
-          <w:rStyle w:val="bibvolume"/>
-        </w:rPr>
-        <w:t>27</w:t>
-      </w:r>
-      <w:r>
-        <w:t>(</w:t>
-      </w:r>
-      <w:r>
-        <w:rPr>
-          <w:rStyle w:val="bibissue"/>
-        </w:rPr>
-        <w:t>2</w:t>
-      </w:r>
-      <w:r>
-        <w:t>):</w:t>
-      </w:r>
-      <w:r>
-        <w:rPr>
-          <w:rStyle w:val="bibfpage"/>
-        </w:rPr>
-        <w:t>143</w:t>
-      </w:r>
-      <w:r>
-        <w:t>-</w:t>
-      </w:r>
-      <w:r>
-        <w:rPr>
-          <w:rStyle w:val="biblpage"/>
-        </w:rPr>
-        <w:t>150</w:t>
-      </w:r>
-      <w:r>
-        <w:t xml:space="preserve">. </w:t>
-      </w:r>
-      <w:r>
-        <w:rPr>
-          <w:rStyle w:val="bibdoi"/>
-        </w:rPr>
-        <w:t>doi:10.1097/gco.0000000000000161</w:t>
-      </w:r>
+          <w:iCs/>
+        </w:rPr>
+      </w:pPr>
     </w:p>
     <w:p>
       <w:pPr>
         <w:pStyle w:val="REF-N"/>
+      </w:pPr>
+      <w:r>
+        <w:t>15 Syngelaki A, Hammami A, Bower S, Zidere V, Akolekar R, Nicolaides KH. Diagnosis of fetal non‐chromosomal abnormalities on routine ultrasound examination at 11–13 weeks’ gestation. Ultrasound Obstet Gynecol. 2019;54(4):468-476. doi:10.1002/uog.20844</w:t>
+      </w:r>
+    </w:p>
+    <w:p>
+      <w:pPr>
         <w:widowControl w:val="0"/>
         <w:spacing w:line="480" w:lineRule="auto"/>
-        <w:jc w:val="both"/>
-      </w:pPr>
-      <w:r>
-        <w:rPr>
-          <w:rStyle w:val="bibnumber"/>
-        </w:rPr>
-        <w:t>15</w:t>
-      </w:r>
-      <w:r>
-        <w:t xml:space="preserve"> </w:t>
-      </w:r>
-      <w:r>
-        <w:rPr>
-          <w:rStyle w:val="bibsurname"/>
-        </w:rPr>
-        <w:t>Syngelaki</w:t>
-      </w:r>
-      <w:r>
-        <w:t xml:space="preserve"> </w:t>
-      </w:r>
-      <w:r>
-        <w:rPr>
-          <w:rStyle w:val="bibfname"/>
-        </w:rPr>
-        <w:t>A</w:t>
-      </w:r>
-      <w:r>
-        <w:t xml:space="preserve">, </w:t>
-      </w:r>
-      <w:r>
-        <w:rPr>
-          <w:rStyle w:val="bibsurname"/>
-        </w:rPr>
-        <w:t>Hammami</w:t>
-      </w:r>
-      <w:r>
-        <w:t xml:space="preserve"> </w:t>
-      </w:r>
-      <w:r>
-        <w:rPr>
-          <w:rStyle w:val="bibfname"/>
-        </w:rPr>
-        <w:t>A</w:t>
-      </w:r>
-      <w:r>
-        <w:t xml:space="preserve">, </w:t>
-      </w:r>
-      <w:r>
-        <w:rPr>
-          <w:rStyle w:val="bibsurname"/>
-        </w:rPr>
-        <w:t>Bower</w:t>
-      </w:r>
-      <w:r>
-        <w:t xml:space="preserve"> </w:t>
-      </w:r>
-      <w:r>
-        <w:rPr>
-          <w:rStyle w:val="bibfname"/>
-        </w:rPr>
-        <w:t>S</w:t>
-      </w:r>
-      <w:r>
-        <w:t xml:space="preserve">, </w:t>
-      </w:r>
-      <w:r>
-        <w:rPr>
-          <w:rStyle w:val="bibsurname"/>
-        </w:rPr>
-        <w:t>Zidere</w:t>
-      </w:r>
-      <w:r>
-        <w:t xml:space="preserve"> </w:t>
-      </w:r>
-      <w:r>
-        <w:rPr>
-          <w:rStyle w:val="bibfname"/>
-        </w:rPr>
-        <w:t>V</w:t>
-      </w:r>
-      <w:r>
-        <w:t xml:space="preserve">, </w:t>
-      </w:r>
-      <w:r>
-        <w:rPr>
-          <w:rStyle w:val="bibsurname"/>
-        </w:rPr>
-        <w:t>Akolekar</w:t>
-      </w:r>
-      <w:r>
-        <w:t xml:space="preserve"> </w:t>
-      </w:r>
-      <w:r>
-        <w:rPr>
-          <w:rStyle w:val="bibfname"/>
-        </w:rPr>
-        <w:t>R</w:t>
-      </w:r>
-      <w:r>
-        <w:t xml:space="preserve">, </w:t>
-      </w:r>
-      <w:r>
-        <w:rPr>
-          <w:rStyle w:val="bibsurname"/>
-        </w:rPr>
-        <w:t>Nicolaides</w:t>
-      </w:r>
-      <w:r>
-        <w:t xml:space="preserve"> </w:t>
-      </w:r>
-      <w:r>
-        <w:rPr>
-          <w:rStyle w:val="bibfname"/>
-        </w:rPr>
-        <w:t>KH.</w:t>
-      </w:r>
-      <w:r>
-        <w:t xml:space="preserve"> </w:t>
-      </w:r>
-      <w:r>
-        <w:rPr>
-          <w:rStyle w:val="bibarticle"/>
-        </w:rPr>
-        <w:t>Diagnosis of fetal non</w:t>
-      </w:r>
-      <w:r>
-        <w:rPr>
-          <w:rStyle w:val="bibarticle"/>
-          <w:rFonts w:ascii="Cambria Math" w:hAnsi="Cambria Math" w:cs="Cambria Math"/>
-        </w:rPr>
-        <w:t>‐</w:t>
-      </w:r>
-      <w:r>
-        <w:rPr>
-          <w:rStyle w:val="bibarticle"/>
-        </w:rPr>
-        <w:t>chromosomal abnormalities on routine ultrasound examination at 11–13 weeks’ gestation</w:t>
-      </w:r>
-      <w:r>
-        <w:t xml:space="preserve">. </w:t>
-      </w:r>
-      <w:r>
-        <w:rPr>
-          <w:rStyle w:val="bibjournal"/>
+        <w:rPr>
           <w:i/>
-        </w:rPr>
-        <w:t>Ultrasound Obstet Gynecol</w:t>
-      </w:r>
-      <w:r>
-        <w:t xml:space="preserve">. </w:t>
-      </w:r>
-      <w:r>
-        <w:rPr>
-          <w:rStyle w:val="bibyear"/>
-        </w:rPr>
-        <w:t>2019</w:t>
-      </w:r>
-      <w:r>
-        <w:t>;</w:t>
-      </w:r>
-      <w:r>
-        <w:rPr>
-          <w:rStyle w:val="bibvolume"/>
-        </w:rPr>
-        <w:t>54</w:t>
-      </w:r>
-      <w:r>
-        <w:t>(</w:t>
-      </w:r>
-      <w:r>
-        <w:rPr>
-          <w:rStyle w:val="bibissue"/>
-        </w:rPr>
-        <w:t>4</w:t>
-      </w:r>
-      <w:r>
-        <w:t>):</w:t>
-      </w:r>
-      <w:r>
-        <w:rPr>
-          <w:rStyle w:val="bibfpage"/>
-        </w:rPr>
-        <w:t>468</w:t>
-      </w:r>
-      <w:r>
-        <w:t>-</w:t>
-      </w:r>
-      <w:r>
-        <w:rPr>
-          <w:rStyle w:val="biblpage"/>
-        </w:rPr>
-        <w:t>476</w:t>
-      </w:r>
-      <w:r>
-        <w:t xml:space="preserve">. </w:t>
-      </w:r>
-      <w:r>
-        <w:rPr>
-          <w:rStyle w:val="bibdoi"/>
-        </w:rPr>
-        <w:t>doi:10.1002/uog.20844</w:t>
-      </w:r>
+          <w:iCs/>
+        </w:rPr>
+      </w:pPr>
     </w:p>
     <w:p>
       <w:pPr>
         <w:pStyle w:val="REF-N"/>
+      </w:pPr>
+      <w:r>
+        <w:t>16 Liao Y, Wen H, Ouyang S, Yuan Y, Bi J, Guan Y, et al. Routine first-trimester ultrasound screening using a standardized anatomical protocol. Am J Obstet Gynecol. 2021;224(4):396.e1-396.e15. doi:10.1016/j.ajog.2020.10.037</w:t>
+      </w:r>
+    </w:p>
+    <w:p>
+      <w:pPr>
         <w:widowControl w:val="0"/>
         <w:spacing w:line="480" w:lineRule="auto"/>
-        <w:jc w:val="both"/>
-      </w:pPr>
-      <w:r>
-        <w:rPr>
-          <w:rStyle w:val="bibnumber"/>
-        </w:rPr>
-        <w:t>16</w:t>
-      </w:r>
-      <w:r>
-        <w:t xml:space="preserve"> </w:t>
-      </w:r>
-      <w:r>
-        <w:rPr>
-          <w:rStyle w:val="bibsurname"/>
-        </w:rPr>
-        <w:t>Liao</w:t>
-      </w:r>
-      <w:r>
-        <w:t xml:space="preserve"> </w:t>
-      </w:r>
-      <w:r>
-        <w:rPr>
-          <w:rStyle w:val="bibfname"/>
-        </w:rPr>
-        <w:t>Y</w:t>
-      </w:r>
-      <w:r>
-        <w:t xml:space="preserve">, </w:t>
-      </w:r>
-      <w:r>
-        <w:rPr>
-          <w:rStyle w:val="bibsurname"/>
-        </w:rPr>
-        <w:t>Wen</w:t>
-      </w:r>
-      <w:r>
-        <w:t xml:space="preserve"> </w:t>
-      </w:r>
-      <w:r>
-        <w:rPr>
-          <w:rStyle w:val="bibfname"/>
-        </w:rPr>
-        <w:t>H</w:t>
-      </w:r>
-      <w:r>
-        <w:t xml:space="preserve">, </w:t>
-      </w:r>
-      <w:r>
-        <w:rPr>
-          <w:rStyle w:val="bibsurname"/>
-        </w:rPr>
-        <w:t>Ouyang</w:t>
-      </w:r>
-      <w:r>
-        <w:t xml:space="preserve"> </w:t>
-      </w:r>
-      <w:r>
-        <w:rPr>
-          <w:rStyle w:val="bibfname"/>
-        </w:rPr>
-        <w:t>S</w:t>
-      </w:r>
-      <w:r>
-        <w:t xml:space="preserve">, </w:t>
-      </w:r>
-      <w:r>
-        <w:rPr>
-          <w:rStyle w:val="bibsurname"/>
-        </w:rPr>
-        <w:t>Yuan</w:t>
-      </w:r>
-      <w:r>
-        <w:t xml:space="preserve"> </w:t>
-      </w:r>
-      <w:r>
-        <w:rPr>
-          <w:rStyle w:val="bibfname"/>
-        </w:rPr>
-        <w:t>Y</w:t>
-      </w:r>
-      <w:r>
-        <w:t xml:space="preserve">, </w:t>
-      </w:r>
-      <w:r>
-        <w:rPr>
-          <w:rStyle w:val="bibsurname"/>
-        </w:rPr>
-        <w:t>Bi</w:t>
-      </w:r>
-      <w:r>
-        <w:t xml:space="preserve"> </w:t>
-      </w:r>
-      <w:r>
-        <w:rPr>
-          <w:rStyle w:val="bibfname"/>
-        </w:rPr>
-        <w:t>J</w:t>
-      </w:r>
-      <w:r>
-        <w:t xml:space="preserve">, </w:t>
-      </w:r>
-      <w:r>
-        <w:rPr>
-          <w:rStyle w:val="bibsurname"/>
-        </w:rPr>
-        <w:t>Guan</w:t>
-      </w:r>
-      <w:r>
-        <w:t xml:space="preserve"> </w:t>
-      </w:r>
-      <w:r>
-        <w:rPr>
-          <w:rStyle w:val="bibfname"/>
-        </w:rPr>
-        <w:t>Y</w:t>
-      </w:r>
-      <w:r>
-        <w:t xml:space="preserve">, </w:t>
-      </w:r>
-      <w:r>
-        <w:rPr>
-          <w:rStyle w:val="bibetal"/>
-        </w:rPr>
-        <w:t>et al</w:t>
-      </w:r>
-      <w:r>
-        <w:t xml:space="preserve">. </w:t>
-      </w:r>
-      <w:r>
-        <w:rPr>
-          <w:rStyle w:val="bibarticle"/>
-        </w:rPr>
-        <w:t>Routine first-trimester ultrasound screening using a standardized anatomical protocol</w:t>
-      </w:r>
-      <w:r>
-        <w:t xml:space="preserve">. </w:t>
-      </w:r>
-      <w:r>
-        <w:rPr>
-          <w:rStyle w:val="bibjournal"/>
+        <w:rPr>
           <w:i/>
-        </w:rPr>
-        <w:t>Am J Obstet Gynecol</w:t>
-      </w:r>
-      <w:r>
-        <w:t xml:space="preserve">. </w:t>
-      </w:r>
-      <w:r>
-        <w:rPr>
-          <w:rStyle w:val="bibyear"/>
-        </w:rPr>
-        <w:t>2021</w:t>
-      </w:r>
-      <w:r>
-        <w:t>;</w:t>
-      </w:r>
-      <w:r>
-        <w:rPr>
-          <w:rStyle w:val="bibvolume"/>
-        </w:rPr>
-        <w:t>224</w:t>
-      </w:r>
-      <w:r>
-        <w:t>(</w:t>
-      </w:r>
-      <w:r>
-        <w:rPr>
-          <w:rStyle w:val="bibissue"/>
-        </w:rPr>
-        <w:t>4</w:t>
-      </w:r>
-      <w:r>
-        <w:t>):</w:t>
-      </w:r>
-      <w:r>
-        <w:rPr>
-          <w:rStyle w:val="bibfpage"/>
-        </w:rPr>
-        <w:t>396</w:t>
-      </w:r>
-      <w:r>
-        <w:t>.</w:t>
-      </w:r>
-      <w:r>
-        <w:rPr>
-          <w:rStyle w:val="bibfpage"/>
-        </w:rPr>
-        <w:t>e1</w:t>
-      </w:r>
-      <w:r>
-        <w:t>-</w:t>
-      </w:r>
-      <w:r>
-        <w:rPr>
-          <w:rStyle w:val="biblpage"/>
-        </w:rPr>
-        <w:t>396</w:t>
-      </w:r>
-      <w:r>
-        <w:t>.</w:t>
-      </w:r>
-      <w:r>
-        <w:rPr>
-          <w:rStyle w:val="bibfpage"/>
-        </w:rPr>
-        <w:t>e15</w:t>
-      </w:r>
-      <w:r>
-        <w:t xml:space="preserve">. </w:t>
-      </w:r>
-      <w:r>
-        <w:rPr>
-          <w:rStyle w:val="bibdoi"/>
-        </w:rPr>
-        <w:t>doi:10.1016/j.ajog.2020.10.037</w:t>
-      </w:r>
+          <w:iCs/>
+        </w:rPr>
+      </w:pPr>
     </w:p>
     <w:p>
       <w:pPr>
         <w:pStyle w:val="REF-N"/>
+      </w:pPr>
+      <w:r>
+        <w:t>17 Karim J, Mascio DD, Roberts N, Papageorghiou AT, study for the A. Detection of non‐cardiac fetal abnormalities by ultrasound at 11–14 weeks: systematic review and meta‐analysis. Ultrasound Obstet Gynecol. Published online 2024. doi:10.1002/uog.27649</w:t>
+      </w:r>
+    </w:p>
+    <w:p>
+      <w:pPr>
         <w:widowControl w:val="0"/>
         <w:spacing w:line="480" w:lineRule="auto"/>
-        <w:jc w:val="both"/>
-      </w:pPr>
-      <w:r>
-        <w:rPr>
-          <w:rStyle w:val="bibnumber"/>
-        </w:rPr>
-        <w:t>17</w:t>
-      </w:r>
-      <w:r>
-        <w:t xml:space="preserve"> </w:t>
-      </w:r>
-      <w:r>
-        <w:rPr>
-          <w:rStyle w:val="bibsurname"/>
-        </w:rPr>
-        <w:t>Karim</w:t>
-      </w:r>
-      <w:r>
-        <w:t xml:space="preserve"> </w:t>
-      </w:r>
-      <w:r>
-        <w:rPr>
-          <w:rStyle w:val="bibfname"/>
-        </w:rPr>
-        <w:t>J</w:t>
-      </w:r>
-      <w:r>
-        <w:t xml:space="preserve">, </w:t>
-      </w:r>
-      <w:r>
-        <w:rPr>
-          <w:rStyle w:val="bibsurname"/>
-        </w:rPr>
-        <w:t>Mascio</w:t>
-      </w:r>
-      <w:r>
-        <w:t xml:space="preserve"> </w:t>
-      </w:r>
-      <w:r>
-        <w:rPr>
-          <w:rStyle w:val="bibfname"/>
-        </w:rPr>
-        <w:t>DD</w:t>
-      </w:r>
-      <w:r>
-        <w:t xml:space="preserve">, </w:t>
-      </w:r>
-      <w:r>
-        <w:rPr>
-          <w:rStyle w:val="bibsurname"/>
-        </w:rPr>
-        <w:t>Roberts</w:t>
-      </w:r>
-      <w:r>
-        <w:t xml:space="preserve"> </w:t>
-      </w:r>
-      <w:r>
-        <w:rPr>
-          <w:rStyle w:val="bibfname"/>
-        </w:rPr>
-        <w:t>N</w:t>
-      </w:r>
-      <w:r>
-        <w:t xml:space="preserve">, </w:t>
-      </w:r>
-      <w:r>
-        <w:rPr>
-          <w:rStyle w:val="bibsurname"/>
-        </w:rPr>
-        <w:t>Papageorghiou</w:t>
-      </w:r>
-      <w:r>
-        <w:t xml:space="preserve"> </w:t>
-      </w:r>
-      <w:r>
-        <w:rPr>
-          <w:rStyle w:val="bibfname"/>
-        </w:rPr>
-        <w:t>AT</w:t>
-      </w:r>
-      <w:r>
-        <w:t xml:space="preserve">, </w:t>
-      </w:r>
-      <w:r>
-        <w:rPr>
-          <w:rStyle w:val="biborganization"/>
-        </w:rPr>
-        <w:t>study for the A</w:t>
-      </w:r>
-      <w:r>
-        <w:t xml:space="preserve">. </w:t>
-      </w:r>
-      <w:r>
-        <w:rPr>
-          <w:rStyle w:val="bibarticle"/>
-        </w:rPr>
-        <w:t>Detection of non</w:t>
-      </w:r>
-      <w:r>
-        <w:rPr>
-          <w:rStyle w:val="bibarticle"/>
-          <w:rFonts w:ascii="Cambria Math" w:hAnsi="Cambria Math" w:cs="Cambria Math"/>
-        </w:rPr>
-        <w:t>‐</w:t>
-      </w:r>
-      <w:r>
-        <w:rPr>
-          <w:rStyle w:val="bibarticle"/>
-        </w:rPr>
-        <w:t>cardiac fetal abnormalities by ultrasound at 11–14 weeks: systematic review and meta</w:t>
-      </w:r>
-      <w:r>
-        <w:rPr>
-          <w:rStyle w:val="bibarticle"/>
-          <w:rFonts w:ascii="Cambria Math" w:hAnsi="Cambria Math" w:cs="Cambria Math"/>
-        </w:rPr>
-        <w:t>‐</w:t>
-      </w:r>
-      <w:r>
-        <w:rPr>
-          <w:rStyle w:val="bibarticle"/>
-        </w:rPr>
-        <w:t>analysis</w:t>
-      </w:r>
-      <w:r>
-        <w:t xml:space="preserve">. </w:t>
-      </w:r>
-      <w:r>
-        <w:rPr>
-          <w:rStyle w:val="bibjournal"/>
+        <w:rPr>
           <w:i/>
-        </w:rPr>
-        <w:t>Ultrasound Obstet Gynecol</w:t>
-      </w:r>
-      <w:r>
-        <w:t xml:space="preserve">. Published online </w:t>
-      </w:r>
-      <w:r>
-        <w:rPr>
-          <w:rStyle w:val="bibyear"/>
-        </w:rPr>
-        <w:t>2024</w:t>
-      </w:r>
-      <w:r>
-        <w:t xml:space="preserve">. </w:t>
-      </w:r>
-      <w:r>
-        <w:rPr>
-          <w:rStyle w:val="bibdoi"/>
-        </w:rPr>
-        <w:t>doi:10.1002/uog.27649</w:t>
-      </w:r>
+          <w:iCs/>
+        </w:rPr>
+      </w:pPr>
     </w:p>
     <w:p>
       <w:pPr>
         <w:pStyle w:val="REF-N"/>
+      </w:pPr>
+      <w:r>
+        <w:t>18 Buijtendijk MF, Bet BB, Leeflang MM, Shah H, Reuvekamp T, Goring T, et al. Diagnostic accuracy of ultrasound screening for fetal structural abnormalities during the first and second trimester of pregnancy in low‐risk and unselected populations. Cochrane Database Syst Rev. 2024;2024(5):CD014715. doi:10.1002/14651858.cd014715.pub2</w:t>
+      </w:r>
+    </w:p>
+    <w:p>
+      <w:pPr>
         <w:widowControl w:val="0"/>
         <w:spacing w:line="480" w:lineRule="auto"/>
-        <w:jc w:val="both"/>
-      </w:pPr>
-      <w:r>
-        <w:rPr>
-          <w:rStyle w:val="bibnumber"/>
-        </w:rPr>
-        <w:t>18</w:t>
-      </w:r>
-      <w:r>
-        <w:t xml:space="preserve"> </w:t>
-      </w:r>
-      <w:r>
-        <w:rPr>
-          <w:rStyle w:val="bibsurname"/>
-        </w:rPr>
-        <w:t>Buijtendijk</w:t>
-      </w:r>
-      <w:r>
-        <w:t xml:space="preserve"> </w:t>
-      </w:r>
-      <w:r>
-        <w:rPr>
-          <w:rStyle w:val="bibfname"/>
-        </w:rPr>
-        <w:t>MF</w:t>
-      </w:r>
-      <w:r>
-        <w:t xml:space="preserve">, </w:t>
-      </w:r>
-      <w:r>
-        <w:rPr>
-          <w:rStyle w:val="bibsurname"/>
-        </w:rPr>
-        <w:t>Bet</w:t>
-      </w:r>
-      <w:r>
-        <w:t xml:space="preserve"> </w:t>
-      </w:r>
-      <w:r>
-        <w:rPr>
-          <w:rStyle w:val="bibfname"/>
-        </w:rPr>
-        <w:t>BB</w:t>
-      </w:r>
-      <w:r>
-        <w:t xml:space="preserve">, </w:t>
-      </w:r>
-      <w:r>
-        <w:rPr>
-          <w:rStyle w:val="bibsurname"/>
-        </w:rPr>
-        <w:t>Leeflang</w:t>
-      </w:r>
-      <w:r>
-        <w:t xml:space="preserve"> </w:t>
-      </w:r>
-      <w:r>
-        <w:rPr>
-          <w:rStyle w:val="bibfname"/>
-        </w:rPr>
-        <w:t>MM</w:t>
-      </w:r>
-      <w:r>
-        <w:t xml:space="preserve">, </w:t>
-      </w:r>
-      <w:r>
-        <w:rPr>
-          <w:rStyle w:val="bibsurname"/>
-        </w:rPr>
-        <w:t>Shah</w:t>
-      </w:r>
-      <w:r>
-        <w:t xml:space="preserve"> </w:t>
-      </w:r>
-      <w:r>
-        <w:rPr>
-          <w:rStyle w:val="bibfname"/>
-        </w:rPr>
-        <w:t>H</w:t>
-      </w:r>
-      <w:r>
-        <w:t xml:space="preserve">, </w:t>
-      </w:r>
-      <w:r>
-        <w:rPr>
-          <w:rStyle w:val="bibsurname"/>
-        </w:rPr>
-        <w:t>Reuvekamp</w:t>
-      </w:r>
-      <w:r>
-        <w:t xml:space="preserve"> </w:t>
-      </w:r>
-      <w:r>
-        <w:rPr>
-          <w:rStyle w:val="bibfname"/>
-        </w:rPr>
-        <w:t>T</w:t>
-      </w:r>
-      <w:r>
-        <w:t xml:space="preserve">, </w:t>
-      </w:r>
-      <w:r>
-        <w:rPr>
-          <w:rStyle w:val="bibsurname"/>
-        </w:rPr>
-        <w:t>Goring</w:t>
-      </w:r>
-      <w:r>
-        <w:t xml:space="preserve"> </w:t>
-      </w:r>
-      <w:r>
-        <w:rPr>
-          <w:rStyle w:val="bibfname"/>
-        </w:rPr>
-        <w:t>T</w:t>
-      </w:r>
-      <w:r>
-        <w:t xml:space="preserve">, </w:t>
-      </w:r>
-      <w:r>
-        <w:rPr>
-          <w:rStyle w:val="bibetal"/>
-        </w:rPr>
-        <w:t>et al</w:t>
-      </w:r>
-      <w:r>
-        <w:t xml:space="preserve">. </w:t>
-      </w:r>
-      <w:r>
-        <w:rPr>
-          <w:rStyle w:val="bibarticle"/>
-        </w:rPr>
-        <w:t>Diagnostic accuracy of ultrasound screening for fetal structural abnormalities during the first and second trimester of pregnancy in low</w:t>
-      </w:r>
-      <w:r>
-        <w:rPr>
-          <w:rStyle w:val="bibarticle"/>
-          <w:rFonts w:ascii="Cambria Math" w:hAnsi="Cambria Math" w:cs="Cambria Math"/>
-        </w:rPr>
-        <w:t>‐</w:t>
-      </w:r>
-      <w:r>
-        <w:rPr>
-          <w:rStyle w:val="bibarticle"/>
-        </w:rPr>
-        <w:t>risk and unselected populations</w:t>
-      </w:r>
-      <w:r>
-        <w:t xml:space="preserve">. </w:t>
-      </w:r>
-      <w:r>
-        <w:rPr>
-          <w:rStyle w:val="bibjournal"/>
+        <w:rPr>
           <w:i/>
-        </w:rPr>
-        <w:t>Cochrane Database Syst Rev</w:t>
-      </w:r>
-      <w:r>
-        <w:t xml:space="preserve">. </w:t>
-      </w:r>
-      <w:r>
-        <w:rPr>
-          <w:rStyle w:val="bibvolume"/>
-        </w:rPr>
-        <w:t>2024</w:t>
-      </w:r>
-      <w:r>
-        <w:t>;</w:t>
-      </w:r>
-      <w:r>
-        <w:rPr>
-          <w:rStyle w:val="bibyear"/>
-        </w:rPr>
-        <w:t>2024</w:t>
-      </w:r>
-      <w:r>
-        <w:t>(</w:t>
-      </w:r>
-      <w:r>
-        <w:rPr>
-          <w:rStyle w:val="bibissue"/>
-        </w:rPr>
-        <w:t>5</w:t>
-      </w:r>
-      <w:r>
-        <w:t>):</w:t>
-      </w:r>
-      <w:r>
-        <w:rPr>
-          <w:rStyle w:val="bibfpage"/>
-        </w:rPr>
-        <w:t>CD014715</w:t>
-      </w:r>
-      <w:r>
-        <w:t xml:space="preserve">. </w:t>
-      </w:r>
-      <w:r>
-        <w:rPr>
-          <w:rStyle w:val="bibdoi"/>
-        </w:rPr>
-        <w:t>doi:10.1002/14651858.cd014715.pub2</w:t>
-      </w:r>
+          <w:iCs/>
+        </w:rPr>
+      </w:pPr>
     </w:p>
     <w:p>
       <w:pPr>
@@ -24535,13 +22001,6 @@
     <w:family w:val="swiss"/>
     <w:pitch w:val="variable"/>
     <w:sig w:usb0="E1002EFF" w:usb1="C000605B" w:usb2="00000029" w:usb3="00000000" w:csb0="000101FF" w:csb1="00000000"/>
-  </w:font>
-  <w:font w:name="Cambria Math">
-    <w:panose1 w:val="02040503050406030204"/>
-    <w:charset w:val="00"/>
-    <w:family w:val="roman"/>
-    <w:pitch w:val="variable"/>
-    <w:sig w:usb0="E00006FF" w:usb1="420024FF" w:usb2="02000000" w:usb3="00000000" w:csb0="0000019F" w:csb1="00000000"/>
   </w:font>
   <w:font w:name="Calibri">
     <w:panose1 w:val="020F0502020204030204"/>
@@ -26197,7 +23656,7 @@
 </file>
 
 <file path=customXml/itemProps8.xml><?xml version="1.0" encoding="utf-8"?>
-<ds:datastoreItem xmlns:ds="http://schemas.openxmlformats.org/officeDocument/2006/customXml" ds:itemID="{CD6A2864-EC7B-45B4-AE8B-1F5DC7896955}">
+<ds:datastoreItem xmlns:ds="http://schemas.openxmlformats.org/officeDocument/2006/customXml" ds:itemID="{F1162335-DE37-4A26-992B-B3D8C27D46D7}">
   <ds:schemaRefs>
     <ds:schemaRef ds:uri="http://schemas.openxmlformats.org/wordprocessingml/2006/main"/>
     <ds:schemaRef ds:uri="http://schemas.openxmlformats.org/officeDocument/2006/relationships"/>
